--- a/docs/legal/print/Мэдээлэл-хамгаалалт-ТӨСӨЛ-1-хуудас-Timekeeper-Work.docx
+++ b/docs/legal/print/Мэдээлэл-хамгаалалт-ТӨСӨЛ-1-хуудас-Timekeeper-Work.docx
@@ -52,7 +52,7 @@
           <w:b w:val="0"/>
           <w:sz w:val="20"/>
         </w:rPr>
-        <w:t>Зөвхөн ирц: ажлын байранд ирсэн, гарсан үйл явдал ба тэр мөчийн утасны байршил, мөн ажилтны нэр, код, хэлтэс, албан тушаал. Хөдөлгөөний зам хадгалахгүй, ирцээс өөр зорилгоор ашиглахгүй. Ажилтан бичгээр зөвшөөрч, өөрийнхөө тухай бүртгэсэн бүгдийг аппаас харна. Хостинг: [үйлчилгээ үзүүлэгч], бүс [___], өөрөөр хэлбэл Монголын гадна (хуульч баталгаажуулна).</w:t>
+        <w:t>Зөвхөн ирц: ажлын байранд ирсэн, гарсан үйл явдал ба тэр мөчийн утасны байршил, мөн ажилтны нэр, код, хэлтэс, албан тушаал. Хөдөлгөөний зам хадгалахгүй, ирцээс өөр зорилгоор ашиглахгүй. Ажилтан бичгээр зөвшөөрч, өөрийнхөө тухай бүртгэсэн бүгдийг аппаас харна. Хостинг: DigitalOcean, Сингапур бүс, өөрөөр хэлбэл Монголын гадна (хуульч баталгаажуулна).</w:t>
       </w:r>
     </w:p>
     <w:p>
@@ -908,7 +908,7 @@
           <w:b w:val="0"/>
           <w:sz w:val="20"/>
         </w:rPr>
-        <w:t>2. Мэдээллийг Монголын гадна (үүлэн хостинг, бүс [___]) хадгалж болох уу; зөвшөөрөл, бодлогод юу бичих ёстой вэ?</w:t>
+        <w:t>2. Мэдээллийг Монголын гадна (DigitalOcean, Сингапур) хадгалж болох уу; зөвшөөрөл, бодлогод юу бичих ёстой вэ?</w:t>
       </w:r>
     </w:p>
     <w:p>

--- a/docs/legal/print/Мэдээлэл-хамгаалалт-ТӨСӨЛ-1-хуудас-Timekeeper-Work.docx
+++ b/docs/legal/print/Мэдээлэл-хамгаалалт-ТӨСӨЛ-1-хуудас-Timekeeper-Work.docx
@@ -664,14 +664,14 @@
                 <w:b w:val="0"/>
                 <w:sz w:val="18"/>
               </w:rPr>
-              <w:t>Галт хана, 5 минут тутмын эрүүл мэндийн мэдэгдэл операторт, бичмэл осол үйл явдлын төлөвлөгөө.</w:t>
+              <w:t>Галт хана асаалттай, 5 минут тутмын эрүүл мэндийн мэдэгдэл операторын утсанд, бичмэл осол үйл явдлын төлөвлөгөө; сервер дахин ачаалагдахад өөрөө сэргэсэн.</w:t>
             </w:r>
           </w:p>
         </w:tc>
         <w:tc>
           <w:tcPr>
             <w:tcW w:type="dxa" w:w="1984"/>
-            <w:shd w:val="clear" w:fill="FFF2CC"/>
+            <w:shd w:val="clear" w:fill="D9EAD3"/>
           </w:tcPr>
           <w:p>
             <w:pPr>
@@ -684,7 +684,7 @@
                 <w:b w:val="0"/>
                 <w:sz w:val="18"/>
               </w:rPr>
-              <w:t>Бэлэн, асаах хэрэгтэй</w:t>
+              <w:t>Хэрэгжсэн</w:t>
             </w:r>
           </w:p>
         </w:tc>
@@ -724,7 +724,7 @@
                 <w:b w:val="0"/>
                 <w:sz w:val="18"/>
               </w:rPr>
-              <w:t>Шөнө бүр шифрлэсэн нөөц (сүүлийн 14-ийг хадгална), сэргээх журмыг шалгасан. 24 цаг хүртэлх мэдээлэл алдагдаж болно; цаг хугацааны цэгт сэргээлт дараа нь.</w:t>
+              <w:t>Шөнө бүр шифрлэсэн нөөц (сүүлийн 14-ийг хадгална), үйлчилгээ үзүүлэгчийн өдөр бүрийн бүх серверийн хуулбар, сервер дээр шалгасан сэргээлт. 24 цаг хүртэлх мэдээлэл алдагдаж болно; цаг хугацааны цэгт сэргээлт дараа нь.</w:t>
             </w:r>
           </w:p>
         </w:tc>
@@ -744,7 +744,7 @@
                 <w:b w:val="0"/>
                 <w:sz w:val="18"/>
               </w:rPr>
-              <w:t>Бэлэн, асаах хэрэгтэй / Production-оос өмнө</w:t>
+              <w:t>Хэрэгжсэн / Production-оос өмнө</w:t>
             </w:r>
           </w:p>
         </w:tc>
